--- a/klagomål/Lögdeälven FSC-klagomål.docx
+++ b/klagomål/Lögdeälven FSC-klagomål.docx
@@ -1,6 +1,6 @@
 
 <file path=word/document.xml><?xml version="1.0" encoding="utf-8"?>
-<w:document xmlns:wpc="http://schemas.microsoft.com/office/word/2010/wordprocessingCanvas" xmlns:cx="http://schemas.microsoft.com/office/drawing/2014/chartex" xmlns:cx1="http://schemas.microsoft.com/office/drawing/2015/9/8/chartex" xmlns:cx2="http://schemas.microsoft.com/office/drawing/2015/10/21/chartex" xmlns:cx3="http://schemas.microsoft.com/office/drawing/2016/5/9/chartex" xmlns:cx4="http://schemas.microsoft.com/office/drawing/2016/5/10/chartex" xmlns:cx5="http://schemas.microsoft.com/office/drawing/2016/5/11/chartex" xmlns:cx6="http://schemas.microsoft.com/office/drawing/2016/5/12/chartex" xmlns:cx7="http://schemas.microsoft.com/office/drawing/2016/5/13/chartex" xmlns:cx8="http://schemas.microsoft.com/office/drawing/2016/5/14/chartex" xmlns:mc="http://schemas.openxmlformats.org/markup-compatibility/2006" xmlns:aink="http://schemas.microsoft.com/office/drawing/2016/ink" xmlns:am3d="http://schemas.microsoft.com/office/drawing/2017/model3d" xmlns:o="urn:schemas-microsoft-com:office:office" xmlns:oel="http://schemas.microsoft.com/office/2019/extlst" xmlns:r="http://schemas.openxmlformats.org/officeDocument/2006/relationships" xmlns:m="http://schemas.openxmlformats.org/officeDocument/2006/math" xmlns:v="urn:schemas-microsoft-com:vml" xmlns:wp14="http://schemas.microsoft.com/office/word/2010/wordprocessingDrawing" xmlns:wp="http://schemas.openxmlformats.org/drawingml/2006/wordprocessingDrawing" xmlns:w10="urn:schemas-microsoft-com:office:word" xmlns:w="http://schemas.openxmlformats.org/wordprocessingml/2006/main" xmlns:w14="http://schemas.microsoft.com/office/word/2010/wordml" xmlns:w15="http://schemas.microsoft.com/office/word/2012/wordml" xmlns:w16cex="http://schemas.microsoft.com/office/word/2018/wordml/cex" xmlns:w16cid="http://schemas.microsoft.com/office/word/2016/wordml/cid" xmlns:w16="http://schemas.microsoft.com/office/word/2018/wordml" xmlns:w16sdtdh="http://schemas.microsoft.com/office/word/2020/wordml/sdtdatahash" xmlns:w16se="http://schemas.microsoft.com/office/word/2015/wordml/symex" xmlns:wpg="http://schemas.microsoft.com/office/word/2010/wordprocessingGroup" xmlns:wpi="http://schemas.microsoft.com/office/word/2010/wordprocessingInk" xmlns:wne="http://schemas.microsoft.com/office/word/2006/wordml" xmlns:wps="http://schemas.microsoft.com/office/word/2010/wordprocessingShape" mc:Ignorable="w14 w15 w16se w16cid w16 w16cex w16sdtdh wp14">
+<w:document xmlns:wpc="http://schemas.microsoft.com/office/word/2010/wordprocessingCanvas" xmlns:cx="http://schemas.microsoft.com/office/drawing/2014/chartex" xmlns:cx1="http://schemas.microsoft.com/office/drawing/2015/9/8/chartex" xmlns:cx2="http://schemas.microsoft.com/office/drawing/2015/10/21/chartex" xmlns:cx3="http://schemas.microsoft.com/office/drawing/2016/5/9/chartex" xmlns:cx4="http://schemas.microsoft.com/office/drawing/2016/5/10/chartex" xmlns:cx5="http://schemas.microsoft.com/office/drawing/2016/5/11/chartex" xmlns:cx6="http://schemas.microsoft.com/office/drawing/2016/5/12/chartex" xmlns:cx7="http://schemas.microsoft.com/office/drawing/2016/5/13/chartex" xmlns:cx8="http://schemas.microsoft.com/office/drawing/2016/5/14/chartex" xmlns:mc="http://schemas.openxmlformats.org/markup-compatibility/2006" xmlns:aink="http://schemas.microsoft.com/office/drawing/2016/ink" xmlns:am3d="http://schemas.microsoft.com/office/drawing/2017/model3d" xmlns:o="urn:schemas-microsoft-com:office:office" xmlns:oel="http://schemas.microsoft.com/office/2019/extlst" xmlns:r="http://schemas.openxmlformats.org/officeDocument/2006/relationships" xmlns:m="http://schemas.openxmlformats.org/officeDocument/2006/math" xmlns:v="urn:schemas-microsoft-com:vml" xmlns:wp14="http://schemas.microsoft.com/office/word/2010/wordprocessingDrawing" xmlns:wp="http://schemas.openxmlformats.org/drawingml/2006/wordprocessingDrawing" xmlns:w10="urn:schemas-microsoft-com:office:word" xmlns:w="http://schemas.openxmlformats.org/wordprocessingml/2006/main" xmlns:w14="http://schemas.microsoft.com/office/word/2010/wordml" xmlns:w15="http://schemas.microsoft.com/office/word/2012/wordml" xmlns:w16cex="http://schemas.microsoft.com/office/word/2018/wordml/cex" xmlns:w16cid="http://schemas.microsoft.com/office/word/2016/wordml/cid" xmlns:w16="http://schemas.microsoft.com/office/word/2018/wordml" xmlns:w16du="http://schemas.microsoft.com/office/word/2023/wordml/word16du" xmlns:w16sdtdh="http://schemas.microsoft.com/office/word/2020/wordml/sdtdatahash" xmlns:w16sdtfl="http://schemas.microsoft.com/office/word/2024/wordml/sdtformatlock" xmlns:w16se="http://schemas.microsoft.com/office/word/2015/wordml/symex" xmlns:wpg="http://schemas.microsoft.com/office/word/2010/wordprocessingGroup" xmlns:wpi="http://schemas.microsoft.com/office/word/2010/wordprocessingInk" xmlns:wne="http://schemas.microsoft.com/office/word/2006/wordml" xmlns:wps="http://schemas.microsoft.com/office/word/2010/wordprocessingShape" mc:Ignorable="w14 w15 w16se w16cid w16 w16cex w16sdtdh w16sdtfl w16du wp14">
   <w:body>
     <w:p>
       <w:r>
@@ -112,7 +112,7 @@
         <w:pStyle w:val="ListBullet"/>
       </w:pPr>
       <w:r>
-        <w:t>Om ett ombud (tex Norra skog eller Mellanskog) avverkningsanmäler en skog med naturvärden motsvarande nyckelbiotops kvalité men markägaren inte är FSC certifierad, bör du skicka in ett FSC kontrollerat virke klagomål. Då ska klagomålet skickas till ombudsföretaget.</w:t>
+        <w:t>Om ett ombud (tex Norra skog eller Mellanskog) avverkningsanmäler en skog med naturvärden motsvarande nyckelbiotops kvalitet men markägaren inte är FSC certifierad, bör du skicka in ett FSC kontrollerat virke klagomål. Då ska klagomålet skickas till ombudsföretaget.</w:t>
       </w:r>
     </w:p>
     <w:p>
@@ -168,35 +168,7 @@
     </w:p>
     <w:p>
       <w:r>
-        <w:t>Detta dokument behandlar höga naturvärden i avverkningsanmälan Lögdeälven i Bjurholms kommun. Denna avverkningsanmälan inkom 2025-08-02 och omfattar 115,9 ha.</w:t>
-      </w:r>
-    </w:p>
-    <w:p>
-      <w:r>
-        <w:t>Nedan presenteras fynd av naturvårdsarter som gjorts i det avverkningsanmälda området, samt relevanta utdrag ur standarderna för FSC, Chain of Custody, Controlled Wood och PEFC. I BILAGA 1 finns artfakta om rödlistade arter.</w:t>
-      </w:r>
-    </w:p>
-    <w:p>
-      <w:r>
-        <w:t>Vi förväntar oss att ni återkommer med ett skriftligt svar på vårt klagomål och även beskriver vilka korrigerande åtgärder ni satt in för att rätta till identifierade brister i er efterlevnad av den svenska FSC standarden.</w:t>
-      </w:r>
-    </w:p>
-    <w:p>
-      <w:pPr>
-        <w:pStyle w:val="Heading1"/>
-      </w:pPr>
-      <w:r>
-        <w:t>Naturvårdsarter</w:t>
-      </w:r>
-    </w:p>
-    <w:p>
-      <w:r>
-        <w:t>I avverkningsanmälan har följande 2 naturvårdsarter hittats: lunglav (NT) och reliktbock (NT). Av dessa är 2 rödlistade. För rödlistade arter har rödlistekategorin angivits inom parentes.</w:t>
-      </w:r>
-    </w:p>
-    <w:p>
-      <w:r>
-        <w:t>De påträffade naturvårdsarterna är ett tydligt kvitto på att detta rör sig om en skog med höga naturvärden. I Figur 1 visas en karta över det avverkningsanmälda området, där samtliga fyndplatser för naturvårdsarter som finns registrerade på Artportalen har markerats.</w:t>
+        <w:t>Detta klagomål behandlar höga naturvärden i avverkningsanmälan Lögdeälven i Bjurholms kommun som inkom 2026-07-12 och omfattar 115,9 ha.</w:t>
       </w:r>
     </w:p>
     <w:p>
@@ -206,7 +178,7 @@
       <w:r>
         <w:drawing>
           <wp:inline xmlns:a="http://schemas.openxmlformats.org/drawingml/2006/main" xmlns:pic="http://schemas.openxmlformats.org/drawingml/2006/picture">
-            <wp:extent cx="5486400" cy="4625222"/>
+            <wp:extent cx="5486400" cy="4639763"/>
             <wp:docPr id="1" name="Picture 1"/>
             <wp:cNvGraphicFramePr>
               <a:graphicFrameLocks noChangeAspect="1"/>
@@ -227,7 +199,7 @@
                   <pic:spPr>
                     <a:xfrm>
                       <a:off x="0" y="0"/>
-                      <a:ext cx="5486400" cy="4625222"/>
+                      <a:ext cx="5486400" cy="4639763"/>
                     </a:xfrm>
                     <a:prstGeom prst="rect"/>
                   </pic:spPr>
@@ -241,9 +213,38 @@
     <w:p>
       <w:pPr>
         <w:pStyle w:val="Caption"/>
+        <w:spacing w:after="240"/>
       </w:pPr>
       <w:r>
-        <w:t>Figur 1. Fyndplatser för naturvårdsarter i det avverkningsanmälda området (röd linje). Markörer utan svart kant är placerade på fyndplatsen. Markörer med svart kant är placerade vid sidan av fyndplatsen och har ett svart streck som visar fyndplatsens exakta position. Kartans mittpunktskoordinat är N 7109341, E 681114 i SWEREF 99 TM.</w:t>
+        <w:t>Figur 1. Fyndplatser för naturvårdsarter i avverkningsanmälan. Markörer utan svart kant är placerade på fyndplatsen. Markörer med svart kant är placerade vid sidan av fyndplatsen har ett svart streck som visar fyndplatsens exakta position. Kartans mittpunktskoordinat är N 7109341, E 681114 i SWEREF 99 TM.</w:t>
+      </w:r>
+    </w:p>
+    <w:p>
+      <w:r>
+        <w:t>I avverkningsanmälan finns fynd av 2 naturvårdsarter, varav 2 är rödlistade och 2 är typiska (T): lunglav (NT, T) och reliktbock (NT, T). Se Figur 1.</w:t>
+      </w:r>
+    </w:p>
+    <w:p>
+      <w:r>
+        <w:t>Nedan presenteras relevanta utdrag ur standarderna för FSC, Chain of Custody, Controlled Wood och PEFC.</w:t>
+      </w:r>
+    </w:p>
+    <w:p>
+      <w:r>
+        <w:t>Vi förväntar oss att ni återkommer med ett skriftligt svar på vårt klagomål och även beskriver vilka korrigerande åtgärder ni satt in för att rätta till identifierade brister i er efterlevnad av den svenska FSC standarden.</w:t>
+      </w:r>
+    </w:p>
+    <w:p>
+      <w:pPr>
+        <w:pStyle w:val="Heading1"/>
+      </w:pPr>
+      <w:r>
+        <w:t>Naturvårdsarter och fridlysta arter</w:t>
+      </w:r>
+    </w:p>
+    <w:p>
+      <w:r>
+        <w:t>Nedan följer beskrivningar av de naturvårdsarter och fridlysta arter som har sina livsmiljöer och växtplatser i den avverkningsanmälda skogen. Se även ytterligare artfakta i BILAGA 1. De påträffade naturvårdsarterna är ett tydligt kvitto på att det rör sig om en skog med höga naturvärden.</w:t>
       </w:r>
     </w:p>
     <w:p>
@@ -254,25 +255,52 @@
         <w:t>Lunglav (NT)</w:t>
       </w:r>
       <w:r>
-        <w:t xml:space="preserve"> är en av vårt lands främsta signalarter som överallt indikerar gamla lövträd, skogsbestånd med höga naturvärden och ekosystem med lång skoglig kontinuitet. Lokalt kan förekomsten vara mycket riklig men den hittas nästan enbart i gamla och ej slutavverkade skogar. Artens samtliga förekomster bör uppmärksammas från naturvårdssynpunkt, då många lokaler även hyser andra ovanliga och rödlistade arter. Rikliga förekomster bör skyddas med biotopskydd, frivilliga avsättningar eller reservat. Det finns ett antal sällsynta lavparasiter som växer på lunglav: lunglavsknapp (VU), skrovelmössing (DD), lunglavshårprick (DD), </w:t>
+        <w:t xml:space="preserve"> är en av vårt lands främsta signalarter som överallt indikerar gamla lövträd, skogsbestånd med höga naturvärden och ekosystem med långskoglig kontinuitet. Lokalt kan förekomsten vara mycket riklig men den hittas nästan enbart i gamla och ej slutavverkade skogar. Artens samtliga förekomster bör uppmärksammas från naturvårdssynpunkt, då många lokaler även hyser andra ovanliga och rödlistade arter. Rikliga förekomster bör skyddas med biotopskydd, frivilliga avsättningar eller reservat. På lunglav kan de sällsynta lavparasiterna lunglavshårprick (CR), </w:t>
       </w:r>
       <w:r>
         <w:rPr>
           <w:i/>
         </w:rPr>
-        <w:t>Calycina alstrupii</w:t>
+        <w:t>Abrothallus diederichii</w:t>
       </w:r>
       <w:r>
-        <w:t xml:space="preserve"> (NA) och </w:t>
+        <w:t xml:space="preserve"> (VU), </w:t>
       </w:r>
       <w:r>
         <w:rPr>
           <w:i/>
         </w:rPr>
-        <w:t>Chalara lobariae</w:t>
+        <w:t>Abrothallus lobariae</w:t>
       </w:r>
       <w:r>
-        <w:t xml:space="preserve"> (NA) (SLU Artdatabanken, 2025; SLU Artdatabanken, 2024; Nitare &amp; Skogsstyrelsen, 2019).</w:t>
+        <w:t xml:space="preserve"> (VU), </w:t>
+      </w:r>
+      <w:r>
+        <w:rPr>
+          <w:i/>
+        </w:rPr>
+        <w:t>Calycina lobariae</w:t>
+      </w:r>
+      <w:r>
+        <w:t xml:space="preserve"> (VU), lunglavsknapp (VU) och skrovelmössing (VU) påträffas. Lunglav är typisk art för </w:t>
+      </w:r>
+      <w:r>
+        <w:rPr>
+          <w:i/>
+        </w:rPr>
+        <w:t>9010 Taiga, 9020 Nordlig ädellövskog, 9110 Näringsfattig bokskog, 9130 Näringsrik bokskog, 9160 Näringsrik ekskog, 9180 Ädellövskog i branter, 9190 Näringsfattig ekskog, 9070 Trädklädd betesmark, 9040 Fjällbjörkskog</w:t>
+      </w:r>
+      <w:r>
+        <w:t xml:space="preserve"> och</w:t>
+      </w:r>
+      <w:r>
+        <w:rPr>
+          <w:i/>
+        </w:rPr>
+        <w:t xml:space="preserve"> 6530 Lövängar</w:t>
+      </w:r>
+      <w:r>
+        <w:t xml:space="preserve"> (SLU Artdatabanken, 2026; Nitare &amp; Skogsstyrelsen, 2019).</w:t>
       </w:r>
     </w:p>
     <w:p>
@@ -283,7 +311,25 @@
         <w:t>Reliktbock (NT)</w:t>
       </w:r>
       <w:r>
-        <w:t xml:space="preserve"> är en skalbagge vars larvutveckling sker i tjock, solexponerad skorpbark på gamla, levande tallar. Ofta i träd som under längre tid stått fritt och öppet, t.ex. i kantzoner i odlingslandskap, längs stränder och åsar, men också i gles, gammal tallskog på mager mark. Arten är brandgynnad genom att omgivande småträd och buskar försvinner vid lågintensiva bränder samtidigt som gamla tallar överlever och förblir solexponerade. Minskningstakten för den svenska populationen bedöms vara nära gränsvärdet för Sårbar (VU) och i den europeiska rödlistan är reliktbock rödlistad som Sårbar (VU) vilket innebär att Sverige har ett internationellt ansvar för arten. Gamla tallskogar bör få ett långsiktigt skydd, och inte slutavverkas (SLU Artdatabanken, 2024; IUCN, 2016).</w:t>
+        <w:t xml:space="preserve"> är en skalbagge vars larvutveckling sker i tjock, solexponerad skorpbark på gamla, levande tallar. Ofta i träd som under längre tid stått fritt och öppet, t.ex. i kantzoner i odlingslandskap, längs stränder och åsar, men också i gles, gammal tallskog på mager mark. Arten är brandgynnad genom att omgivande småträd och buskar försvinner vid lågintensiva bränder samtidigt som gamla tallar överlever och förblir solexponerade. Minskningstakten för den svenska populationen bedöms vara nära gränsvärdet för Sårbar (VU) och i den europeiska rödlistan är reliktbock rödlistad som Sårbar (VU) vilket innebär att Sverige har ett internationellt ansvar för arten. Gamla tallskogar bör få ett långsiktigt skydd, och inte slutavverkas. Reliktbock är typisk art för </w:t>
+      </w:r>
+      <w:r>
+        <w:rPr>
+          <w:i/>
+        </w:rPr>
+        <w:t>9010 Taiga</w:t>
+      </w:r>
+      <w:r>
+        <w:t xml:space="preserve"> och</w:t>
+      </w:r>
+      <w:r>
+        <w:rPr>
+          <w:i/>
+        </w:rPr>
+        <w:t xml:space="preserve"> 9060 Åsbarrskog</w:t>
+      </w:r>
+      <w:r>
+        <w:t xml:space="preserve"> (SLU Artdatabanken, 2024; IUCN, 2016).</w:t>
       </w:r>
     </w:p>
     <w:p>
@@ -586,57 +632,57 @@
     </w:p>
     <w:p>
       <w:r>
-        <w:t>Lunglav (NT) är en av vårt lands främsta signalarter som överallt indikerar gamla lövträd, skogsbestånd med höga naturvärden och ekosystem med lång skoglig kontinuitet. Lokalt kan förekomsten vara mycket riklig men den hittas nästan enbart i gamla och ej slutavverkade skogar. Artens samtliga förekomster bör uppmärksammas från naturvårdssynpunkt, då många lokaler även hyser andra ovanliga och rödlistade arter. Rikliga förekomster bör skyddas med biotopskydd, frivilliga avsättningar eller reservat (SLU Artdatabanken, 2024; Nitare &amp; Skogsstyrelsen, 2019).</w:t>
-      </w:r>
-    </w:p>
-    <w:p>
-      <w:r>
-        <w:t xml:space="preserve">På lunglav kan man sällsynt finna små svarta skivlika bildningar som liknar apothecier men som är en parasitisk svamp, Lunglavsknapp </w:t>
+        <w:t xml:space="preserve">Lunglav (NT) är en av vårt lands främsta signalarter som överallt indikerar gamla lövträd, skogsbestånd med höga naturvärden och ekosystem med lång skoglig kontinuitet. Lokalt kan förekomsten vara mycket riklig men den hittas nästan enbart i gamla och ej slutavverkade skogar. Artens samtliga förekomster bör uppmärksammas från naturvårdssynpunkt, då många lokaler även hyser andra ovanliga och rödlistade arter, däribland de sällsynta lavparasiterna lunglavshårprick (CR), </w:t>
       </w:r>
       <w:r>
         <w:rPr>
           <w:i/>
         </w:rPr>
-        <w:t>Plectocarpon lichenum</w:t>
+        <w:t>Abrothallus diederichii</w:t>
       </w:r>
       <w:r>
-        <w:t xml:space="preserve"> (VU). Det finns ytterligare ett antal parasiter vilka bara förekommer på lunglav: Skrovelmössing </w:t>
+        <w:t xml:space="preserve"> (VU), </w:t>
       </w:r>
       <w:r>
         <w:rPr>
           <w:i/>
         </w:rPr>
-        <w:t>Dactylospora lobariella</w:t>
+        <w:t>Abrothallus lobariae</w:t>
       </w:r>
       <w:r>
-        <w:t xml:space="preserve"> (rödlistad som Kunskapsbrist DD) och Lunglavshårprick </w:t>
+        <w:t xml:space="preserve"> (VU), </w:t>
       </w:r>
       <w:r>
         <w:rPr>
           <w:i/>
         </w:rPr>
-        <w:t>Niesslia lobariae</w:t>
+        <w:t>Calycina lobariae</w:t>
       </w:r>
       <w:r>
-        <w:t xml:space="preserve"> (rödlistad som Kunskapsbrist DD). Skrovelmössing (DD) har små svarta apothecier och bruna, 1-septerade sporer och Lunglavshårprick (DD) har brunhåriga perithecier och färglösa, 1-septerade sporer. Nyligen har ytterligare två lavparasiter påträffats i Sverige som växer på lunglav: </w:t>
+        <w:t xml:space="preserve"> (VU), lunglavsknapp (VU) och skrovelmössing (VU), som växer på lunglav. Rikliga förekomster med lunglav bör skyddas med biotopskydd, frivilliga avsättningar eller reservat (SLU Artdatabanken, 2026; Nitare &amp; Skogsstyrelsen, 2019).</w:t>
+      </w:r>
+    </w:p>
+    <w:p>
+      <w:r>
+        <w:t xml:space="preserve">Lunglav är typisk art för </w:t>
       </w:r>
       <w:r>
         <w:rPr>
           <w:i/>
         </w:rPr>
-        <w:t>Calycina alstrupii</w:t>
+        <w:t>9010 Taiga, 9020 Nordlig ädellövskog, 9110 Näringsfattig bokskog, 9130 Näringsrik bokskog, 9160 Näringsrik ekskog, 9180 Ädellövskog i branter, 9190 Näringsfattig ekskog, 9070 Trädklädd betesmark, 9040 Fjällbjörkskog</w:t>
       </w:r>
       <w:r>
-        <w:t xml:space="preserve"> (NA) och </w:t>
+        <w:t xml:space="preserve"> och</w:t>
       </w:r>
       <w:r>
         <w:rPr>
           <w:i/>
         </w:rPr>
-        <w:t>Chalara lobariae</w:t>
+        <w:t xml:space="preserve"> 6530 Lövängar</w:t>
       </w:r>
       <w:r>
-        <w:t xml:space="preserve"> (NA) (SLU Artdatabanken, 2025; SLU Artdatabanken, 2024; Nitare &amp; Skogsstyrelsen, 2019).</w:t>
+        <w:t xml:space="preserve"> (SLU Artdatabanken, 2026).</w:t>
       </w:r>
     </w:p>
     <w:p>
@@ -663,7 +709,7 @@
     </w:p>
     <w:p>
       <w:r>
-        <w:t xml:space="preserve">SLU Artdatabanken, 2024. </w:t>
+        <w:t xml:space="preserve">SLU Artdatabanken, 2026. </w:t>
       </w:r>
       <w:r>
         <w:rPr>
@@ -673,20 +719,6 @@
       </w:r>
       <w:r>
         <w:t>SLU Artdatabanken, Uppsala.</w:t>
-      </w:r>
-    </w:p>
-    <w:p>
-      <w:r>
-        <w:t xml:space="preserve">SLU Artdatabanken, 2025. </w:t>
-      </w:r>
-      <w:r>
-        <w:rPr>
-          <w:i/>
-        </w:rPr>
-        <w:t xml:space="preserve">Över 20 nya lavparasiter för Sverige. </w:t>
-      </w:r>
-      <w:r>
-        <w:t>https://www.slu.se/artdatabanken/arter-och-natur/artiklar/over-20-nya-lavparasiter-for-sverige/</w:t>
       </w:r>
     </w:p>
     <w:sectPr>
@@ -707,7 +739,7 @@
 </file>
 
 <file path=word/endnotes.xml><?xml version="1.0" encoding="utf-8"?>
-<w:endnotes xmlns:wpc="http://schemas.microsoft.com/office/word/2010/wordprocessingCanvas" xmlns:cx="http://schemas.microsoft.com/office/drawing/2014/chartex" xmlns:cx1="http://schemas.microsoft.com/office/drawing/2015/9/8/chartex" xmlns:cx2="http://schemas.microsoft.com/office/drawing/2015/10/21/chartex" xmlns:cx3="http://schemas.microsoft.com/office/drawing/2016/5/9/chartex" xmlns:cx4="http://schemas.microsoft.com/office/drawing/2016/5/10/chartex" xmlns:cx5="http://schemas.microsoft.com/office/drawing/2016/5/11/chartex" xmlns:cx6="http://schemas.microsoft.com/office/drawing/2016/5/12/chartex" xmlns:cx7="http://schemas.microsoft.com/office/drawing/2016/5/13/chartex" xmlns:cx8="http://schemas.microsoft.com/office/drawing/2016/5/14/chartex" xmlns:mc="http://schemas.openxmlformats.org/markup-compatibility/2006" xmlns:aink="http://schemas.microsoft.com/office/drawing/2016/ink" xmlns:am3d="http://schemas.microsoft.com/office/drawing/2017/model3d" xmlns:o="urn:schemas-microsoft-com:office:office" xmlns:oel="http://schemas.microsoft.com/office/2019/extlst" xmlns:r="http://schemas.openxmlformats.org/officeDocument/2006/relationships" xmlns:m="http://schemas.openxmlformats.org/officeDocument/2006/math" xmlns:v="urn:schemas-microsoft-com:vml" xmlns:wp14="http://schemas.microsoft.com/office/word/2010/wordprocessingDrawing" xmlns:wp="http://schemas.openxmlformats.org/drawingml/2006/wordprocessingDrawing" xmlns:w10="urn:schemas-microsoft-com:office:word" xmlns:w="http://schemas.openxmlformats.org/wordprocessingml/2006/main" xmlns:w14="http://schemas.microsoft.com/office/word/2010/wordml" xmlns:w15="http://schemas.microsoft.com/office/word/2012/wordml" xmlns:w16cex="http://schemas.microsoft.com/office/word/2018/wordml/cex" xmlns:w16cid="http://schemas.microsoft.com/office/word/2016/wordml/cid" xmlns:w16="http://schemas.microsoft.com/office/word/2018/wordml" xmlns:w16sdtdh="http://schemas.microsoft.com/office/word/2020/wordml/sdtdatahash" xmlns:w16se="http://schemas.microsoft.com/office/word/2015/wordml/symex" xmlns:wpg="http://schemas.microsoft.com/office/word/2010/wordprocessingGroup" xmlns:wpi="http://schemas.microsoft.com/office/word/2010/wordprocessingInk" xmlns:wne="http://schemas.microsoft.com/office/word/2006/wordml" xmlns:wps="http://schemas.microsoft.com/office/word/2010/wordprocessingShape" mc:Ignorable="w14 w15 w16se w16cid w16 w16cex w16sdtdh wp14">
+<w:endnotes xmlns:wpc="http://schemas.microsoft.com/office/word/2010/wordprocessingCanvas" xmlns:cx="http://schemas.microsoft.com/office/drawing/2014/chartex" xmlns:cx1="http://schemas.microsoft.com/office/drawing/2015/9/8/chartex" xmlns:cx2="http://schemas.microsoft.com/office/drawing/2015/10/21/chartex" xmlns:cx3="http://schemas.microsoft.com/office/drawing/2016/5/9/chartex" xmlns:cx4="http://schemas.microsoft.com/office/drawing/2016/5/10/chartex" xmlns:cx5="http://schemas.microsoft.com/office/drawing/2016/5/11/chartex" xmlns:cx6="http://schemas.microsoft.com/office/drawing/2016/5/12/chartex" xmlns:cx7="http://schemas.microsoft.com/office/drawing/2016/5/13/chartex" xmlns:cx8="http://schemas.microsoft.com/office/drawing/2016/5/14/chartex" xmlns:mc="http://schemas.openxmlformats.org/markup-compatibility/2006" xmlns:aink="http://schemas.microsoft.com/office/drawing/2016/ink" xmlns:am3d="http://schemas.microsoft.com/office/drawing/2017/model3d" xmlns:o="urn:schemas-microsoft-com:office:office" xmlns:oel="http://schemas.microsoft.com/office/2019/extlst" xmlns:r="http://schemas.openxmlformats.org/officeDocument/2006/relationships" xmlns:m="http://schemas.openxmlformats.org/officeDocument/2006/math" xmlns:v="urn:schemas-microsoft-com:vml" xmlns:wp14="http://schemas.microsoft.com/office/word/2010/wordprocessingDrawing" xmlns:wp="http://schemas.openxmlformats.org/drawingml/2006/wordprocessingDrawing" xmlns:w10="urn:schemas-microsoft-com:office:word" xmlns:w="http://schemas.openxmlformats.org/wordprocessingml/2006/main" xmlns:w14="http://schemas.microsoft.com/office/word/2010/wordml" xmlns:w15="http://schemas.microsoft.com/office/word/2012/wordml" xmlns:w16cex="http://schemas.microsoft.com/office/word/2018/wordml/cex" xmlns:w16cid="http://schemas.microsoft.com/office/word/2016/wordml/cid" xmlns:w16="http://schemas.microsoft.com/office/word/2018/wordml" xmlns:w16du="http://schemas.microsoft.com/office/word/2023/wordml/word16du" xmlns:w16sdtdh="http://schemas.microsoft.com/office/word/2020/wordml/sdtdatahash" xmlns:w16sdtfl="http://schemas.microsoft.com/office/word/2024/wordml/sdtformatlock" xmlns:w16se="http://schemas.microsoft.com/office/word/2015/wordml/symex" xmlns:wpg="http://schemas.microsoft.com/office/word/2010/wordprocessingGroup" xmlns:wpi="http://schemas.microsoft.com/office/word/2010/wordprocessingInk" xmlns:wne="http://schemas.microsoft.com/office/word/2006/wordml" xmlns:wps="http://schemas.microsoft.com/office/word/2010/wordprocessingShape" mc:Ignorable="w14 w15 w16se w16cid w16 w16cex w16sdtdh w16sdtfl w16du wp14">
   <w:endnote w:type="separator" w:id="-1">
     <w:p>
       <w:pPr>
@@ -732,7 +764,7 @@
 </file>
 
 <file path=word/footer1.xml><?xml version="1.0" encoding="utf-8"?>
-<w:ftr xmlns:wpc="http://schemas.microsoft.com/office/word/2010/wordprocessingCanvas" xmlns:cx="http://schemas.microsoft.com/office/drawing/2014/chartex" xmlns:cx1="http://schemas.microsoft.com/office/drawing/2015/9/8/chartex" xmlns:cx2="http://schemas.microsoft.com/office/drawing/2015/10/21/chartex" xmlns:cx3="http://schemas.microsoft.com/office/drawing/2016/5/9/chartex" xmlns:cx4="http://schemas.microsoft.com/office/drawing/2016/5/10/chartex" xmlns:cx5="http://schemas.microsoft.com/office/drawing/2016/5/11/chartex" xmlns:cx6="http://schemas.microsoft.com/office/drawing/2016/5/12/chartex" xmlns:cx7="http://schemas.microsoft.com/office/drawing/2016/5/13/chartex" xmlns:cx8="http://schemas.microsoft.com/office/drawing/2016/5/14/chartex" xmlns:mc="http://schemas.openxmlformats.org/markup-compatibility/2006" xmlns:aink="http://schemas.microsoft.com/office/drawing/2016/ink" xmlns:am3d="http://schemas.microsoft.com/office/drawing/2017/model3d" xmlns:o="urn:schemas-microsoft-com:office:office" xmlns:oel="http://schemas.microsoft.com/office/2019/extlst" xmlns:r="http://schemas.openxmlformats.org/officeDocument/2006/relationships" xmlns:m="http://schemas.openxmlformats.org/officeDocument/2006/math" xmlns:v="urn:schemas-microsoft-com:vml" xmlns:wp14="http://schemas.microsoft.com/office/word/2010/wordprocessingDrawing" xmlns:wp="http://schemas.openxmlformats.org/drawingml/2006/wordprocessingDrawing" xmlns:w10="urn:schemas-microsoft-com:office:word" xmlns:w="http://schemas.openxmlformats.org/wordprocessingml/2006/main" xmlns:w14="http://schemas.microsoft.com/office/word/2010/wordml" xmlns:w15="http://schemas.microsoft.com/office/word/2012/wordml" xmlns:w16cex="http://schemas.microsoft.com/office/word/2018/wordml/cex" xmlns:w16cid="http://schemas.microsoft.com/office/word/2016/wordml/cid" xmlns:w16="http://schemas.microsoft.com/office/word/2018/wordml" xmlns:w16sdtdh="http://schemas.microsoft.com/office/word/2020/wordml/sdtdatahash" xmlns:w16se="http://schemas.microsoft.com/office/word/2015/wordml/symex" xmlns:wpg="http://schemas.microsoft.com/office/word/2010/wordprocessingGroup" xmlns:wpi="http://schemas.microsoft.com/office/word/2010/wordprocessingInk" xmlns:wne="http://schemas.microsoft.com/office/word/2006/wordml" xmlns:wps="http://schemas.microsoft.com/office/word/2010/wordprocessingShape" mc:Ignorable="w14 w15 w16se w16cid w16 w16cex w16sdtdh wp14">
+<w:ftr xmlns:wpc="http://schemas.microsoft.com/office/word/2010/wordprocessingCanvas" xmlns:cx="http://schemas.microsoft.com/office/drawing/2014/chartex" xmlns:cx1="http://schemas.microsoft.com/office/drawing/2015/9/8/chartex" xmlns:cx2="http://schemas.microsoft.com/office/drawing/2015/10/21/chartex" xmlns:cx3="http://schemas.microsoft.com/office/drawing/2016/5/9/chartex" xmlns:cx4="http://schemas.microsoft.com/office/drawing/2016/5/10/chartex" xmlns:cx5="http://schemas.microsoft.com/office/drawing/2016/5/11/chartex" xmlns:cx6="http://schemas.microsoft.com/office/drawing/2016/5/12/chartex" xmlns:cx7="http://schemas.microsoft.com/office/drawing/2016/5/13/chartex" xmlns:cx8="http://schemas.microsoft.com/office/drawing/2016/5/14/chartex" xmlns:mc="http://schemas.openxmlformats.org/markup-compatibility/2006" xmlns:aink="http://schemas.microsoft.com/office/drawing/2016/ink" xmlns:am3d="http://schemas.microsoft.com/office/drawing/2017/model3d" xmlns:o="urn:schemas-microsoft-com:office:office" xmlns:oel="http://schemas.microsoft.com/office/2019/extlst" xmlns:r="http://schemas.openxmlformats.org/officeDocument/2006/relationships" xmlns:m="http://schemas.openxmlformats.org/officeDocument/2006/math" xmlns:v="urn:schemas-microsoft-com:vml" xmlns:wp14="http://schemas.microsoft.com/office/word/2010/wordprocessingDrawing" xmlns:wp="http://schemas.openxmlformats.org/drawingml/2006/wordprocessingDrawing" xmlns:w10="urn:schemas-microsoft-com:office:word" xmlns:w="http://schemas.openxmlformats.org/wordprocessingml/2006/main" xmlns:w14="http://schemas.microsoft.com/office/word/2010/wordml" xmlns:w15="http://schemas.microsoft.com/office/word/2012/wordml" xmlns:w16cex="http://schemas.microsoft.com/office/word/2018/wordml/cex" xmlns:w16cid="http://schemas.microsoft.com/office/word/2016/wordml/cid" xmlns:w16="http://schemas.microsoft.com/office/word/2018/wordml" xmlns:w16du="http://schemas.microsoft.com/office/word/2023/wordml/word16du" xmlns:w16sdtdh="http://schemas.microsoft.com/office/word/2020/wordml/sdtdatahash" xmlns:w16sdtfl="http://schemas.microsoft.com/office/word/2024/wordml/sdtformatlock" xmlns:w16se="http://schemas.microsoft.com/office/word/2015/wordml/symex" xmlns:wpg="http://schemas.microsoft.com/office/word/2010/wordprocessingGroup" xmlns:wpi="http://schemas.microsoft.com/office/word/2010/wordprocessingInk" xmlns:wne="http://schemas.microsoft.com/office/word/2006/wordml" xmlns:wps="http://schemas.microsoft.com/office/word/2010/wordprocessingShape" mc:Ignorable="w14 w15 w16se w16cid w16 w16cex w16sdtdh w16sdtfl w16du wp14">
   <w:p>
     <w:pPr>
       <w:pStyle w:val="Footer"/>
@@ -742,7 +774,7 @@
 </file>
 
 <file path=word/footer2.xml><?xml version="1.0" encoding="utf-8"?>
-<w:ftr xmlns:wpc="http://schemas.microsoft.com/office/word/2010/wordprocessingCanvas" xmlns:cx="http://schemas.microsoft.com/office/drawing/2014/chartex" xmlns:cx1="http://schemas.microsoft.com/office/drawing/2015/9/8/chartex" xmlns:cx2="http://schemas.microsoft.com/office/drawing/2015/10/21/chartex" xmlns:cx3="http://schemas.microsoft.com/office/drawing/2016/5/9/chartex" xmlns:cx4="http://schemas.microsoft.com/office/drawing/2016/5/10/chartex" xmlns:cx5="http://schemas.microsoft.com/office/drawing/2016/5/11/chartex" xmlns:cx6="http://schemas.microsoft.com/office/drawing/2016/5/12/chartex" xmlns:cx7="http://schemas.microsoft.com/office/drawing/2016/5/13/chartex" xmlns:cx8="http://schemas.microsoft.com/office/drawing/2016/5/14/chartex" xmlns:mc="http://schemas.openxmlformats.org/markup-compatibility/2006" xmlns:aink="http://schemas.microsoft.com/office/drawing/2016/ink" xmlns:am3d="http://schemas.microsoft.com/office/drawing/2017/model3d" xmlns:o="urn:schemas-microsoft-com:office:office" xmlns:oel="http://schemas.microsoft.com/office/2019/extlst" xmlns:r="http://schemas.openxmlformats.org/officeDocument/2006/relationships" xmlns:m="http://schemas.openxmlformats.org/officeDocument/2006/math" xmlns:v="urn:schemas-microsoft-com:vml" xmlns:wp14="http://schemas.microsoft.com/office/word/2010/wordprocessingDrawing" xmlns:wp="http://schemas.openxmlformats.org/drawingml/2006/wordprocessingDrawing" xmlns:w10="urn:schemas-microsoft-com:office:word" xmlns:w="http://schemas.openxmlformats.org/wordprocessingml/2006/main" xmlns:w14="http://schemas.microsoft.com/office/word/2010/wordml" xmlns:w15="http://schemas.microsoft.com/office/word/2012/wordml" xmlns:w16cex="http://schemas.microsoft.com/office/word/2018/wordml/cex" xmlns:w16cid="http://schemas.microsoft.com/office/word/2016/wordml/cid" xmlns:w16="http://schemas.microsoft.com/office/word/2018/wordml" xmlns:w16sdtdh="http://schemas.microsoft.com/office/word/2020/wordml/sdtdatahash" xmlns:w16se="http://schemas.microsoft.com/office/word/2015/wordml/symex" xmlns:wpg="http://schemas.microsoft.com/office/word/2010/wordprocessingGroup" xmlns:wpi="http://schemas.microsoft.com/office/word/2010/wordprocessingInk" xmlns:wne="http://schemas.microsoft.com/office/word/2006/wordml" xmlns:wps="http://schemas.microsoft.com/office/word/2010/wordprocessingShape" mc:Ignorable="w14 w15 w16se w16cid w16 w16cex w16sdtdh wp14">
+<w:ftr xmlns:wpc="http://schemas.microsoft.com/office/word/2010/wordprocessingCanvas" xmlns:cx="http://schemas.microsoft.com/office/drawing/2014/chartex" xmlns:cx1="http://schemas.microsoft.com/office/drawing/2015/9/8/chartex" xmlns:cx2="http://schemas.microsoft.com/office/drawing/2015/10/21/chartex" xmlns:cx3="http://schemas.microsoft.com/office/drawing/2016/5/9/chartex" xmlns:cx4="http://schemas.microsoft.com/office/drawing/2016/5/10/chartex" xmlns:cx5="http://schemas.microsoft.com/office/drawing/2016/5/11/chartex" xmlns:cx6="http://schemas.microsoft.com/office/drawing/2016/5/12/chartex" xmlns:cx7="http://schemas.microsoft.com/office/drawing/2016/5/13/chartex" xmlns:cx8="http://schemas.microsoft.com/office/drawing/2016/5/14/chartex" xmlns:mc="http://schemas.openxmlformats.org/markup-compatibility/2006" xmlns:aink="http://schemas.microsoft.com/office/drawing/2016/ink" xmlns:am3d="http://schemas.microsoft.com/office/drawing/2017/model3d" xmlns:o="urn:schemas-microsoft-com:office:office" xmlns:oel="http://schemas.microsoft.com/office/2019/extlst" xmlns:r="http://schemas.openxmlformats.org/officeDocument/2006/relationships" xmlns:m="http://schemas.openxmlformats.org/officeDocument/2006/math" xmlns:v="urn:schemas-microsoft-com:vml" xmlns:wp14="http://schemas.microsoft.com/office/word/2010/wordprocessingDrawing" xmlns:wp="http://schemas.openxmlformats.org/drawingml/2006/wordprocessingDrawing" xmlns:w10="urn:schemas-microsoft-com:office:word" xmlns:w="http://schemas.openxmlformats.org/wordprocessingml/2006/main" xmlns:w14="http://schemas.microsoft.com/office/word/2010/wordml" xmlns:w15="http://schemas.microsoft.com/office/word/2012/wordml" xmlns:w16cex="http://schemas.microsoft.com/office/word/2018/wordml/cex" xmlns:w16cid="http://schemas.microsoft.com/office/word/2016/wordml/cid" xmlns:w16="http://schemas.microsoft.com/office/word/2018/wordml" xmlns:w16du="http://schemas.microsoft.com/office/word/2023/wordml/word16du" xmlns:w16sdtdh="http://schemas.microsoft.com/office/word/2020/wordml/sdtdatahash" xmlns:w16sdtfl="http://schemas.microsoft.com/office/word/2024/wordml/sdtformatlock" xmlns:w16se="http://schemas.microsoft.com/office/word/2015/wordml/symex" xmlns:wpg="http://schemas.microsoft.com/office/word/2010/wordprocessingGroup" xmlns:wpi="http://schemas.microsoft.com/office/word/2010/wordprocessingInk" xmlns:wne="http://schemas.microsoft.com/office/word/2006/wordml" xmlns:wps="http://schemas.microsoft.com/office/word/2010/wordprocessingShape" mc:Ignorable="w14 w15 w16se w16cid w16 w16cex w16sdtdh w16sdtfl w16du wp14">
   <w:p>
     <w:pPr>
       <w:pStyle w:val="Footer"/>
@@ -752,7 +784,7 @@
 </file>
 
 <file path=word/footer3.xml><?xml version="1.0" encoding="utf-8"?>
-<w:ftr xmlns:wpc="http://schemas.microsoft.com/office/word/2010/wordprocessingCanvas" xmlns:cx="http://schemas.microsoft.com/office/drawing/2014/chartex" xmlns:cx1="http://schemas.microsoft.com/office/drawing/2015/9/8/chartex" xmlns:cx2="http://schemas.microsoft.com/office/drawing/2015/10/21/chartex" xmlns:cx3="http://schemas.microsoft.com/office/drawing/2016/5/9/chartex" xmlns:cx4="http://schemas.microsoft.com/office/drawing/2016/5/10/chartex" xmlns:cx5="http://schemas.microsoft.com/office/drawing/2016/5/11/chartex" xmlns:cx6="http://schemas.microsoft.com/office/drawing/2016/5/12/chartex" xmlns:cx7="http://schemas.microsoft.com/office/drawing/2016/5/13/chartex" xmlns:cx8="http://schemas.microsoft.com/office/drawing/2016/5/14/chartex" xmlns:mc="http://schemas.openxmlformats.org/markup-compatibility/2006" xmlns:aink="http://schemas.microsoft.com/office/drawing/2016/ink" xmlns:am3d="http://schemas.microsoft.com/office/drawing/2017/model3d" xmlns:o="urn:schemas-microsoft-com:office:office" xmlns:oel="http://schemas.microsoft.com/office/2019/extlst" xmlns:r="http://schemas.openxmlformats.org/officeDocument/2006/relationships" xmlns:m="http://schemas.openxmlformats.org/officeDocument/2006/math" xmlns:v="urn:schemas-microsoft-com:vml" xmlns:wp14="http://schemas.microsoft.com/office/word/2010/wordprocessingDrawing" xmlns:wp="http://schemas.openxmlformats.org/drawingml/2006/wordprocessingDrawing" xmlns:w10="urn:schemas-microsoft-com:office:word" xmlns:w="http://schemas.openxmlformats.org/wordprocessingml/2006/main" xmlns:w14="http://schemas.microsoft.com/office/word/2010/wordml" xmlns:w15="http://schemas.microsoft.com/office/word/2012/wordml" xmlns:w16cex="http://schemas.microsoft.com/office/word/2018/wordml/cex" xmlns:w16cid="http://schemas.microsoft.com/office/word/2016/wordml/cid" xmlns:w16="http://schemas.microsoft.com/office/word/2018/wordml" xmlns:w16sdtdh="http://schemas.microsoft.com/office/word/2020/wordml/sdtdatahash" xmlns:w16se="http://schemas.microsoft.com/office/word/2015/wordml/symex" xmlns:wpg="http://schemas.microsoft.com/office/word/2010/wordprocessingGroup" xmlns:wpi="http://schemas.microsoft.com/office/word/2010/wordprocessingInk" xmlns:wne="http://schemas.microsoft.com/office/word/2006/wordml" xmlns:wps="http://schemas.microsoft.com/office/word/2010/wordprocessingShape" mc:Ignorable="w14 w15 w16se w16cid w16 w16cex w16sdtdh wp14">
+<w:ftr xmlns:wpc="http://schemas.microsoft.com/office/word/2010/wordprocessingCanvas" xmlns:cx="http://schemas.microsoft.com/office/drawing/2014/chartex" xmlns:cx1="http://schemas.microsoft.com/office/drawing/2015/9/8/chartex" xmlns:cx2="http://schemas.microsoft.com/office/drawing/2015/10/21/chartex" xmlns:cx3="http://schemas.microsoft.com/office/drawing/2016/5/9/chartex" xmlns:cx4="http://schemas.microsoft.com/office/drawing/2016/5/10/chartex" xmlns:cx5="http://schemas.microsoft.com/office/drawing/2016/5/11/chartex" xmlns:cx6="http://schemas.microsoft.com/office/drawing/2016/5/12/chartex" xmlns:cx7="http://schemas.microsoft.com/office/drawing/2016/5/13/chartex" xmlns:cx8="http://schemas.microsoft.com/office/drawing/2016/5/14/chartex" xmlns:mc="http://schemas.openxmlformats.org/markup-compatibility/2006" xmlns:aink="http://schemas.microsoft.com/office/drawing/2016/ink" xmlns:am3d="http://schemas.microsoft.com/office/drawing/2017/model3d" xmlns:o="urn:schemas-microsoft-com:office:office" xmlns:oel="http://schemas.microsoft.com/office/2019/extlst" xmlns:r="http://schemas.openxmlformats.org/officeDocument/2006/relationships" xmlns:m="http://schemas.openxmlformats.org/officeDocument/2006/math" xmlns:v="urn:schemas-microsoft-com:vml" xmlns:wp14="http://schemas.microsoft.com/office/word/2010/wordprocessingDrawing" xmlns:wp="http://schemas.openxmlformats.org/drawingml/2006/wordprocessingDrawing" xmlns:w10="urn:schemas-microsoft-com:office:word" xmlns:w="http://schemas.openxmlformats.org/wordprocessingml/2006/main" xmlns:w14="http://schemas.microsoft.com/office/word/2010/wordml" xmlns:w15="http://schemas.microsoft.com/office/word/2012/wordml" xmlns:w16cex="http://schemas.microsoft.com/office/word/2018/wordml/cex" xmlns:w16cid="http://schemas.microsoft.com/office/word/2016/wordml/cid" xmlns:w16="http://schemas.microsoft.com/office/word/2018/wordml" xmlns:w16du="http://schemas.microsoft.com/office/word/2023/wordml/word16du" xmlns:w16sdtdh="http://schemas.microsoft.com/office/word/2020/wordml/sdtdatahash" xmlns:w16sdtfl="http://schemas.microsoft.com/office/word/2024/wordml/sdtformatlock" xmlns:w16se="http://schemas.microsoft.com/office/word/2015/wordml/symex" xmlns:wpg="http://schemas.microsoft.com/office/word/2010/wordprocessingGroup" xmlns:wpi="http://schemas.microsoft.com/office/word/2010/wordprocessingInk" xmlns:wne="http://schemas.microsoft.com/office/word/2006/wordml" xmlns:wps="http://schemas.microsoft.com/office/word/2010/wordprocessingShape" mc:Ignorable="w14 w15 w16se w16cid w16 w16cex w16sdtdh w16sdtfl w16du wp14">
   <w:p>
     <w:pPr>
       <w:pStyle w:val="Footer"/>
@@ -762,7 +794,7 @@
 </file>
 
 <file path=word/footnotes.xml><?xml version="1.0" encoding="utf-8"?>
-<w:footnotes xmlns:wpc="http://schemas.microsoft.com/office/word/2010/wordprocessingCanvas" xmlns:cx="http://schemas.microsoft.com/office/drawing/2014/chartex" xmlns:cx1="http://schemas.microsoft.com/office/drawing/2015/9/8/chartex" xmlns:cx2="http://schemas.microsoft.com/office/drawing/2015/10/21/chartex" xmlns:cx3="http://schemas.microsoft.com/office/drawing/2016/5/9/chartex" xmlns:cx4="http://schemas.microsoft.com/office/drawing/2016/5/10/chartex" xmlns:cx5="http://schemas.microsoft.com/office/drawing/2016/5/11/chartex" xmlns:cx6="http://schemas.microsoft.com/office/drawing/2016/5/12/chartex" xmlns:cx7="http://schemas.microsoft.com/office/drawing/2016/5/13/chartex" xmlns:cx8="http://schemas.microsoft.com/office/drawing/2016/5/14/chartex" xmlns:mc="http://schemas.openxmlformats.org/markup-compatibility/2006" xmlns:aink="http://schemas.microsoft.com/office/drawing/2016/ink" xmlns:am3d="http://schemas.microsoft.com/office/drawing/2017/model3d" xmlns:o="urn:schemas-microsoft-com:office:office" xmlns:oel="http://schemas.microsoft.com/office/2019/extlst" xmlns:r="http://schemas.openxmlformats.org/officeDocument/2006/relationships" xmlns:m="http://schemas.openxmlformats.org/officeDocument/2006/math" xmlns:v="urn:schemas-microsoft-com:vml" xmlns:wp14="http://schemas.microsoft.com/office/word/2010/wordprocessingDrawing" xmlns:wp="http://schemas.openxmlformats.org/drawingml/2006/wordprocessingDrawing" xmlns:w10="urn:schemas-microsoft-com:office:word" xmlns:w="http://schemas.openxmlformats.org/wordprocessingml/2006/main" xmlns:w14="http://schemas.microsoft.com/office/word/2010/wordml" xmlns:w15="http://schemas.microsoft.com/office/word/2012/wordml" xmlns:w16cex="http://schemas.microsoft.com/office/word/2018/wordml/cex" xmlns:w16cid="http://schemas.microsoft.com/office/word/2016/wordml/cid" xmlns:w16="http://schemas.microsoft.com/office/word/2018/wordml" xmlns:w16sdtdh="http://schemas.microsoft.com/office/word/2020/wordml/sdtdatahash" xmlns:w16se="http://schemas.microsoft.com/office/word/2015/wordml/symex" xmlns:wpg="http://schemas.microsoft.com/office/word/2010/wordprocessingGroup" xmlns:wpi="http://schemas.microsoft.com/office/word/2010/wordprocessingInk" xmlns:wne="http://schemas.microsoft.com/office/word/2006/wordml" xmlns:wps="http://schemas.microsoft.com/office/word/2010/wordprocessingShape" mc:Ignorable="w14 w15 w16se w16cid w16 w16cex w16sdtdh wp14">
+<w:footnotes xmlns:wpc="http://schemas.microsoft.com/office/word/2010/wordprocessingCanvas" xmlns:cx="http://schemas.microsoft.com/office/drawing/2014/chartex" xmlns:cx1="http://schemas.microsoft.com/office/drawing/2015/9/8/chartex" xmlns:cx2="http://schemas.microsoft.com/office/drawing/2015/10/21/chartex" xmlns:cx3="http://schemas.microsoft.com/office/drawing/2016/5/9/chartex" xmlns:cx4="http://schemas.microsoft.com/office/drawing/2016/5/10/chartex" xmlns:cx5="http://schemas.microsoft.com/office/drawing/2016/5/11/chartex" xmlns:cx6="http://schemas.microsoft.com/office/drawing/2016/5/12/chartex" xmlns:cx7="http://schemas.microsoft.com/office/drawing/2016/5/13/chartex" xmlns:cx8="http://schemas.microsoft.com/office/drawing/2016/5/14/chartex" xmlns:mc="http://schemas.openxmlformats.org/markup-compatibility/2006" xmlns:aink="http://schemas.microsoft.com/office/drawing/2016/ink" xmlns:am3d="http://schemas.microsoft.com/office/drawing/2017/model3d" xmlns:o="urn:schemas-microsoft-com:office:office" xmlns:oel="http://schemas.microsoft.com/office/2019/extlst" xmlns:r="http://schemas.openxmlformats.org/officeDocument/2006/relationships" xmlns:m="http://schemas.openxmlformats.org/officeDocument/2006/math" xmlns:v="urn:schemas-microsoft-com:vml" xmlns:wp14="http://schemas.microsoft.com/office/word/2010/wordprocessingDrawing" xmlns:wp="http://schemas.openxmlformats.org/drawingml/2006/wordprocessingDrawing" xmlns:w10="urn:schemas-microsoft-com:office:word" xmlns:w="http://schemas.openxmlformats.org/wordprocessingml/2006/main" xmlns:w14="http://schemas.microsoft.com/office/word/2010/wordml" xmlns:w15="http://schemas.microsoft.com/office/word/2012/wordml" xmlns:w16cex="http://schemas.microsoft.com/office/word/2018/wordml/cex" xmlns:w16cid="http://schemas.microsoft.com/office/word/2016/wordml/cid" xmlns:w16="http://schemas.microsoft.com/office/word/2018/wordml" xmlns:w16du="http://schemas.microsoft.com/office/word/2023/wordml/word16du" xmlns:w16sdtdh="http://schemas.microsoft.com/office/word/2020/wordml/sdtdatahash" xmlns:w16sdtfl="http://schemas.microsoft.com/office/word/2024/wordml/sdtformatlock" xmlns:w16se="http://schemas.microsoft.com/office/word/2015/wordml/symex" xmlns:wpg="http://schemas.microsoft.com/office/word/2010/wordprocessingGroup" xmlns:wpi="http://schemas.microsoft.com/office/word/2010/wordprocessingInk" xmlns:wne="http://schemas.microsoft.com/office/word/2006/wordml" xmlns:wps="http://schemas.microsoft.com/office/word/2010/wordprocessingShape" mc:Ignorable="w14 w15 w16se w16cid w16 w16cex w16sdtdh w16sdtfl w16du wp14">
   <w:footnote w:type="separator" w:id="-1">
     <w:p>
       <w:pPr>
@@ -787,7 +819,7 @@
 </file>
 
 <file path=word/header1.xml><?xml version="1.0" encoding="utf-8"?>
-<w:hdr xmlns:wpc="http://schemas.microsoft.com/office/word/2010/wordprocessingCanvas" xmlns:cx="http://schemas.microsoft.com/office/drawing/2014/chartex" xmlns:cx1="http://schemas.microsoft.com/office/drawing/2015/9/8/chartex" xmlns:cx2="http://schemas.microsoft.com/office/drawing/2015/10/21/chartex" xmlns:cx3="http://schemas.microsoft.com/office/drawing/2016/5/9/chartex" xmlns:cx4="http://schemas.microsoft.com/office/drawing/2016/5/10/chartex" xmlns:cx5="http://schemas.microsoft.com/office/drawing/2016/5/11/chartex" xmlns:cx6="http://schemas.microsoft.com/office/drawing/2016/5/12/chartex" xmlns:cx7="http://schemas.microsoft.com/office/drawing/2016/5/13/chartex" xmlns:cx8="http://schemas.microsoft.com/office/drawing/2016/5/14/chartex" xmlns:mc="http://schemas.openxmlformats.org/markup-compatibility/2006" xmlns:aink="http://schemas.microsoft.com/office/drawing/2016/ink" xmlns:am3d="http://schemas.microsoft.com/office/drawing/2017/model3d" xmlns:o="urn:schemas-microsoft-com:office:office" xmlns:oel="http://schemas.microsoft.com/office/2019/extlst" xmlns:r="http://schemas.openxmlformats.org/officeDocument/2006/relationships" xmlns:m="http://schemas.openxmlformats.org/officeDocument/2006/math" xmlns:v="urn:schemas-microsoft-com:vml" xmlns:wp14="http://schemas.microsoft.com/office/word/2010/wordprocessingDrawing" xmlns:wp="http://schemas.openxmlformats.org/drawingml/2006/wordprocessingDrawing" xmlns:w10="urn:schemas-microsoft-com:office:word" xmlns:w="http://schemas.openxmlformats.org/wordprocessingml/2006/main" xmlns:w14="http://schemas.microsoft.com/office/word/2010/wordml" xmlns:w15="http://schemas.microsoft.com/office/word/2012/wordml" xmlns:w16cex="http://schemas.microsoft.com/office/word/2018/wordml/cex" xmlns:w16cid="http://schemas.microsoft.com/office/word/2016/wordml/cid" xmlns:w16="http://schemas.microsoft.com/office/word/2018/wordml" xmlns:w16sdtdh="http://schemas.microsoft.com/office/word/2020/wordml/sdtdatahash" xmlns:w16se="http://schemas.microsoft.com/office/word/2015/wordml/symex" xmlns:wpg="http://schemas.microsoft.com/office/word/2010/wordprocessingGroup" xmlns:wpi="http://schemas.microsoft.com/office/word/2010/wordprocessingInk" xmlns:wne="http://schemas.microsoft.com/office/word/2006/wordml" xmlns:wps="http://schemas.microsoft.com/office/word/2010/wordprocessingShape" mc:Ignorable="w14 w15 w16se w16cid w16 w16cex w16sdtdh wp14">
+<w:hdr xmlns:wpc="http://schemas.microsoft.com/office/word/2010/wordprocessingCanvas" xmlns:cx="http://schemas.microsoft.com/office/drawing/2014/chartex" xmlns:cx1="http://schemas.microsoft.com/office/drawing/2015/9/8/chartex" xmlns:cx2="http://schemas.microsoft.com/office/drawing/2015/10/21/chartex" xmlns:cx3="http://schemas.microsoft.com/office/drawing/2016/5/9/chartex" xmlns:cx4="http://schemas.microsoft.com/office/drawing/2016/5/10/chartex" xmlns:cx5="http://schemas.microsoft.com/office/drawing/2016/5/11/chartex" xmlns:cx6="http://schemas.microsoft.com/office/drawing/2016/5/12/chartex" xmlns:cx7="http://schemas.microsoft.com/office/drawing/2016/5/13/chartex" xmlns:cx8="http://schemas.microsoft.com/office/drawing/2016/5/14/chartex" xmlns:mc="http://schemas.openxmlformats.org/markup-compatibility/2006" xmlns:aink="http://schemas.microsoft.com/office/drawing/2016/ink" xmlns:am3d="http://schemas.microsoft.com/office/drawing/2017/model3d" xmlns:o="urn:schemas-microsoft-com:office:office" xmlns:oel="http://schemas.microsoft.com/office/2019/extlst" xmlns:r="http://schemas.openxmlformats.org/officeDocument/2006/relationships" xmlns:m="http://schemas.openxmlformats.org/officeDocument/2006/math" xmlns:v="urn:schemas-microsoft-com:vml" xmlns:wp14="http://schemas.microsoft.com/office/word/2010/wordprocessingDrawing" xmlns:wp="http://schemas.openxmlformats.org/drawingml/2006/wordprocessingDrawing" xmlns:w10="urn:schemas-microsoft-com:office:word" xmlns:w="http://schemas.openxmlformats.org/wordprocessingml/2006/main" xmlns:w14="http://schemas.microsoft.com/office/word/2010/wordml" xmlns:w15="http://schemas.microsoft.com/office/word/2012/wordml" xmlns:w16cex="http://schemas.microsoft.com/office/word/2018/wordml/cex" xmlns:w16cid="http://schemas.microsoft.com/office/word/2016/wordml/cid" xmlns:w16="http://schemas.microsoft.com/office/word/2018/wordml" xmlns:w16du="http://schemas.microsoft.com/office/word/2023/wordml/word16du" xmlns:w16sdtdh="http://schemas.microsoft.com/office/word/2020/wordml/sdtdatahash" xmlns:w16sdtfl="http://schemas.microsoft.com/office/word/2024/wordml/sdtformatlock" xmlns:w16se="http://schemas.microsoft.com/office/word/2015/wordml/symex" xmlns:wpg="http://schemas.microsoft.com/office/word/2010/wordprocessingGroup" xmlns:wpi="http://schemas.microsoft.com/office/word/2010/wordprocessingInk" xmlns:wne="http://schemas.microsoft.com/office/word/2006/wordml" xmlns:wps="http://schemas.microsoft.com/office/word/2010/wordprocessingShape" mc:Ignorable="w14 w15 w16se w16cid w16 w16cex w16sdtdh w16sdtfl w16du wp14">
   <w:p>
     <w:pPr>
       <w:pStyle w:val="Header"/>
@@ -797,7 +829,7 @@
 </file>
 
 <file path=word/header2.xml><?xml version="1.0" encoding="utf-8"?>
-<w:hdr xmlns:wpc="http://schemas.microsoft.com/office/word/2010/wordprocessingCanvas" xmlns:cx="http://schemas.microsoft.com/office/drawing/2014/chartex" xmlns:cx1="http://schemas.microsoft.com/office/drawing/2015/9/8/chartex" xmlns:cx2="http://schemas.microsoft.com/office/drawing/2015/10/21/chartex" xmlns:cx3="http://schemas.microsoft.com/office/drawing/2016/5/9/chartex" xmlns:cx4="http://schemas.microsoft.com/office/drawing/2016/5/10/chartex" xmlns:cx5="http://schemas.microsoft.com/office/drawing/2016/5/11/chartex" xmlns:cx6="http://schemas.microsoft.com/office/drawing/2016/5/12/chartex" xmlns:cx7="http://schemas.microsoft.com/office/drawing/2016/5/13/chartex" xmlns:cx8="http://schemas.microsoft.com/office/drawing/2016/5/14/chartex" xmlns:mc="http://schemas.openxmlformats.org/markup-compatibility/2006" xmlns:aink="http://schemas.microsoft.com/office/drawing/2016/ink" xmlns:am3d="http://schemas.microsoft.com/office/drawing/2017/model3d" xmlns:o="urn:schemas-microsoft-com:office:office" xmlns:oel="http://schemas.microsoft.com/office/2019/extlst" xmlns:r="http://schemas.openxmlformats.org/officeDocument/2006/relationships" xmlns:m="http://schemas.openxmlformats.org/officeDocument/2006/math" xmlns:v="urn:schemas-microsoft-com:vml" xmlns:wp14="http://schemas.microsoft.com/office/word/2010/wordprocessingDrawing" xmlns:wp="http://schemas.openxmlformats.org/drawingml/2006/wordprocessingDrawing" xmlns:w10="urn:schemas-microsoft-com:office:word" xmlns:w="http://schemas.openxmlformats.org/wordprocessingml/2006/main" xmlns:w14="http://schemas.microsoft.com/office/word/2010/wordml" xmlns:w15="http://schemas.microsoft.com/office/word/2012/wordml" xmlns:w16cex="http://schemas.microsoft.com/office/word/2018/wordml/cex" xmlns:w16cid="http://schemas.microsoft.com/office/word/2016/wordml/cid" xmlns:w16="http://schemas.microsoft.com/office/word/2018/wordml" xmlns:w16sdtdh="http://schemas.microsoft.com/office/word/2020/wordml/sdtdatahash" xmlns:w16se="http://schemas.microsoft.com/office/word/2015/wordml/symex" xmlns:wpg="http://schemas.microsoft.com/office/word/2010/wordprocessingGroup" xmlns:wpi="http://schemas.microsoft.com/office/word/2010/wordprocessingInk" xmlns:wne="http://schemas.microsoft.com/office/word/2006/wordml" xmlns:wps="http://schemas.microsoft.com/office/word/2010/wordprocessingShape" mc:Ignorable="w14 w15 w16se w16cid w16 w16cex w16sdtdh wp14">
+<w:hdr xmlns:wpc="http://schemas.microsoft.com/office/word/2010/wordprocessingCanvas" xmlns:cx="http://schemas.microsoft.com/office/drawing/2014/chartex" xmlns:cx1="http://schemas.microsoft.com/office/drawing/2015/9/8/chartex" xmlns:cx2="http://schemas.microsoft.com/office/drawing/2015/10/21/chartex" xmlns:cx3="http://schemas.microsoft.com/office/drawing/2016/5/9/chartex" xmlns:cx4="http://schemas.microsoft.com/office/drawing/2016/5/10/chartex" xmlns:cx5="http://schemas.microsoft.com/office/drawing/2016/5/11/chartex" xmlns:cx6="http://schemas.microsoft.com/office/drawing/2016/5/12/chartex" xmlns:cx7="http://schemas.microsoft.com/office/drawing/2016/5/13/chartex" xmlns:cx8="http://schemas.microsoft.com/office/drawing/2016/5/14/chartex" xmlns:mc="http://schemas.openxmlformats.org/markup-compatibility/2006" xmlns:aink="http://schemas.microsoft.com/office/drawing/2016/ink" xmlns:am3d="http://schemas.microsoft.com/office/drawing/2017/model3d" xmlns:o="urn:schemas-microsoft-com:office:office" xmlns:oel="http://schemas.microsoft.com/office/2019/extlst" xmlns:r="http://schemas.openxmlformats.org/officeDocument/2006/relationships" xmlns:m="http://schemas.openxmlformats.org/officeDocument/2006/math" xmlns:v="urn:schemas-microsoft-com:vml" xmlns:wp14="http://schemas.microsoft.com/office/word/2010/wordprocessingDrawing" xmlns:wp="http://schemas.openxmlformats.org/drawingml/2006/wordprocessingDrawing" xmlns:w10="urn:schemas-microsoft-com:office:word" xmlns:w="http://schemas.openxmlformats.org/wordprocessingml/2006/main" xmlns:w14="http://schemas.microsoft.com/office/word/2010/wordml" xmlns:w15="http://schemas.microsoft.com/office/word/2012/wordml" xmlns:w16cex="http://schemas.microsoft.com/office/word/2018/wordml/cex" xmlns:w16cid="http://schemas.microsoft.com/office/word/2016/wordml/cid" xmlns:w16="http://schemas.microsoft.com/office/word/2018/wordml" xmlns:w16du="http://schemas.microsoft.com/office/word/2023/wordml/word16du" xmlns:w16sdtdh="http://schemas.microsoft.com/office/word/2020/wordml/sdtdatahash" xmlns:w16sdtfl="http://schemas.microsoft.com/office/word/2024/wordml/sdtformatlock" xmlns:w16se="http://schemas.microsoft.com/office/word/2015/wordml/symex" xmlns:wpg="http://schemas.microsoft.com/office/word/2010/wordprocessingGroup" xmlns:wpi="http://schemas.microsoft.com/office/word/2010/wordprocessingInk" xmlns:wne="http://schemas.microsoft.com/office/word/2006/wordml" xmlns:wps="http://schemas.microsoft.com/office/word/2010/wordprocessingShape" mc:Ignorable="w14 w15 w16se w16cid w16 w16cex w16sdtdh w16sdtfl w16du wp14">
   <w:p>
     <w:pPr>
       <w:pStyle w:val="Header"/>
@@ -808,7 +840,7 @@
 </file>
 
 <file path=word/header3.xml><?xml version="1.0" encoding="utf-8"?>
-<w:hdr xmlns:wpc="http://schemas.microsoft.com/office/word/2010/wordprocessingCanvas" xmlns:cx="http://schemas.microsoft.com/office/drawing/2014/chartex" xmlns:cx1="http://schemas.microsoft.com/office/drawing/2015/9/8/chartex" xmlns:cx2="http://schemas.microsoft.com/office/drawing/2015/10/21/chartex" xmlns:cx3="http://schemas.microsoft.com/office/drawing/2016/5/9/chartex" xmlns:cx4="http://schemas.microsoft.com/office/drawing/2016/5/10/chartex" xmlns:cx5="http://schemas.microsoft.com/office/drawing/2016/5/11/chartex" xmlns:cx6="http://schemas.microsoft.com/office/drawing/2016/5/12/chartex" xmlns:cx7="http://schemas.microsoft.com/office/drawing/2016/5/13/chartex" xmlns:cx8="http://schemas.microsoft.com/office/drawing/2016/5/14/chartex" xmlns:mc="http://schemas.openxmlformats.org/markup-compatibility/2006" xmlns:aink="http://schemas.microsoft.com/office/drawing/2016/ink" xmlns:am3d="http://schemas.microsoft.com/office/drawing/2017/model3d" xmlns:o="urn:schemas-microsoft-com:office:office" xmlns:oel="http://schemas.microsoft.com/office/2019/extlst" xmlns:r="http://schemas.openxmlformats.org/officeDocument/2006/relationships" xmlns:m="http://schemas.openxmlformats.org/officeDocument/2006/math" xmlns:v="urn:schemas-microsoft-com:vml" xmlns:wp14="http://schemas.microsoft.com/office/word/2010/wordprocessingDrawing" xmlns:wp="http://schemas.openxmlformats.org/drawingml/2006/wordprocessingDrawing" xmlns:w10="urn:schemas-microsoft-com:office:word" xmlns:w="http://schemas.openxmlformats.org/wordprocessingml/2006/main" xmlns:w14="http://schemas.microsoft.com/office/word/2010/wordml" xmlns:w15="http://schemas.microsoft.com/office/word/2012/wordml" xmlns:w16cex="http://schemas.microsoft.com/office/word/2018/wordml/cex" xmlns:w16cid="http://schemas.microsoft.com/office/word/2016/wordml/cid" xmlns:w16="http://schemas.microsoft.com/office/word/2018/wordml" xmlns:w16sdtdh="http://schemas.microsoft.com/office/word/2020/wordml/sdtdatahash" xmlns:w16se="http://schemas.microsoft.com/office/word/2015/wordml/symex" xmlns:wpg="http://schemas.microsoft.com/office/word/2010/wordprocessingGroup" xmlns:wpi="http://schemas.microsoft.com/office/word/2010/wordprocessingInk" xmlns:wne="http://schemas.microsoft.com/office/word/2006/wordml" xmlns:wps="http://schemas.microsoft.com/office/word/2010/wordprocessingShape" mc:Ignorable="w14 w15 w16se w16cid w16 w16cex w16sdtdh wp14">
+<w:hdr xmlns:wpc="http://schemas.microsoft.com/office/word/2010/wordprocessingCanvas" xmlns:cx="http://schemas.microsoft.com/office/drawing/2014/chartex" xmlns:cx1="http://schemas.microsoft.com/office/drawing/2015/9/8/chartex" xmlns:cx2="http://schemas.microsoft.com/office/drawing/2015/10/21/chartex" xmlns:cx3="http://schemas.microsoft.com/office/drawing/2016/5/9/chartex" xmlns:cx4="http://schemas.microsoft.com/office/drawing/2016/5/10/chartex" xmlns:cx5="http://schemas.microsoft.com/office/drawing/2016/5/11/chartex" xmlns:cx6="http://schemas.microsoft.com/office/drawing/2016/5/12/chartex" xmlns:cx7="http://schemas.microsoft.com/office/drawing/2016/5/13/chartex" xmlns:cx8="http://schemas.microsoft.com/office/drawing/2016/5/14/chartex" xmlns:mc="http://schemas.openxmlformats.org/markup-compatibility/2006" xmlns:aink="http://schemas.microsoft.com/office/drawing/2016/ink" xmlns:am3d="http://schemas.microsoft.com/office/drawing/2017/model3d" xmlns:o="urn:schemas-microsoft-com:office:office" xmlns:oel="http://schemas.microsoft.com/office/2019/extlst" xmlns:r="http://schemas.openxmlformats.org/officeDocument/2006/relationships" xmlns:m="http://schemas.openxmlformats.org/officeDocument/2006/math" xmlns:v="urn:schemas-microsoft-com:vml" xmlns:wp14="http://schemas.microsoft.com/office/word/2010/wordprocessingDrawing" xmlns:wp="http://schemas.openxmlformats.org/drawingml/2006/wordprocessingDrawing" xmlns:w10="urn:schemas-microsoft-com:office:word" xmlns:w="http://schemas.openxmlformats.org/wordprocessingml/2006/main" xmlns:w14="http://schemas.microsoft.com/office/word/2010/wordml" xmlns:w15="http://schemas.microsoft.com/office/word/2012/wordml" xmlns:w16cex="http://schemas.microsoft.com/office/word/2018/wordml/cex" xmlns:w16cid="http://schemas.microsoft.com/office/word/2016/wordml/cid" xmlns:w16="http://schemas.microsoft.com/office/word/2018/wordml" xmlns:w16du="http://schemas.microsoft.com/office/word/2023/wordml/word16du" xmlns:w16sdtdh="http://schemas.microsoft.com/office/word/2020/wordml/sdtdatahash" xmlns:w16sdtfl="http://schemas.microsoft.com/office/word/2024/wordml/sdtformatlock" xmlns:w16se="http://schemas.microsoft.com/office/word/2015/wordml/symex" xmlns:wpg="http://schemas.microsoft.com/office/word/2010/wordprocessingGroup" xmlns:wpi="http://schemas.microsoft.com/office/word/2010/wordprocessingInk" xmlns:wne="http://schemas.microsoft.com/office/word/2006/wordml" xmlns:wps="http://schemas.microsoft.com/office/word/2010/wordprocessingShape" mc:Ignorable="w14 w15 w16se w16cid w16 w16cex w16sdtdh w16sdtfl w16du wp14">
   <w:p>
     <w:pPr>
       <w:pStyle w:val="Header"/>
@@ -817,7 +849,7 @@
     <w:r>
       <w:tab/>
       <w:tab/>
-      <w:t>2025-08-02</w:t>
+      <w:t>2026-07-12</w:t>
       <w:br/>
       <w:br/>
     </w:r>
@@ -834,7 +866,7 @@
 </file>
 
 <file path=word/numbering.xml><?xml version="1.0" encoding="utf-8"?>
-<w:numbering xmlns:wpc="http://schemas.microsoft.com/office/word/2010/wordprocessingCanvas" xmlns:cx="http://schemas.microsoft.com/office/drawing/2014/chartex" xmlns:cx1="http://schemas.microsoft.com/office/drawing/2015/9/8/chartex" xmlns:cx2="http://schemas.microsoft.com/office/drawing/2015/10/21/chartex" xmlns:cx3="http://schemas.microsoft.com/office/drawing/2016/5/9/chartex" xmlns:cx4="http://schemas.microsoft.com/office/drawing/2016/5/10/chartex" xmlns:cx5="http://schemas.microsoft.com/office/drawing/2016/5/11/chartex" xmlns:cx6="http://schemas.microsoft.com/office/drawing/2016/5/12/chartex" xmlns:cx7="http://schemas.microsoft.com/office/drawing/2016/5/13/chartex" xmlns:cx8="http://schemas.microsoft.com/office/drawing/2016/5/14/chartex" xmlns:mc="http://schemas.openxmlformats.org/markup-compatibility/2006" xmlns:aink="http://schemas.microsoft.com/office/drawing/2016/ink" xmlns:am3d="http://schemas.microsoft.com/office/drawing/2017/model3d" xmlns:o="urn:schemas-microsoft-com:office:office" xmlns:oel="http://schemas.microsoft.com/office/2019/extlst" xmlns:r="http://schemas.openxmlformats.org/officeDocument/2006/relationships" xmlns:m="http://schemas.openxmlformats.org/officeDocument/2006/math" xmlns:v="urn:schemas-microsoft-com:vml" xmlns:wp14="http://schemas.microsoft.com/office/word/2010/wordprocessingDrawing" xmlns:wp="http://schemas.openxmlformats.org/drawingml/2006/wordprocessingDrawing" xmlns:w10="urn:schemas-microsoft-com:office:word" xmlns:w="http://schemas.openxmlformats.org/wordprocessingml/2006/main" xmlns:w14="http://schemas.microsoft.com/office/word/2010/wordml" xmlns:w15="http://schemas.microsoft.com/office/word/2012/wordml" xmlns:w16cex="http://schemas.microsoft.com/office/word/2018/wordml/cex" xmlns:w16cid="http://schemas.microsoft.com/office/word/2016/wordml/cid" xmlns:w16="http://schemas.microsoft.com/office/word/2018/wordml" xmlns:w16sdtdh="http://schemas.microsoft.com/office/word/2020/wordml/sdtdatahash" xmlns:w16se="http://schemas.microsoft.com/office/word/2015/wordml/symex" xmlns:wpg="http://schemas.microsoft.com/office/word/2010/wordprocessingGroup" xmlns:wpi="http://schemas.microsoft.com/office/word/2010/wordprocessingInk" xmlns:wne="http://schemas.microsoft.com/office/word/2006/wordml" xmlns:wps="http://schemas.microsoft.com/office/word/2010/wordprocessingShape" mc:Ignorable="w14 w15 w16se w16cid w16 w16cex w16sdtdh wp14">
+<w:numbering xmlns:wpc="http://schemas.microsoft.com/office/word/2010/wordprocessingCanvas" xmlns:cx="http://schemas.microsoft.com/office/drawing/2014/chartex" xmlns:cx1="http://schemas.microsoft.com/office/drawing/2015/9/8/chartex" xmlns:cx2="http://schemas.microsoft.com/office/drawing/2015/10/21/chartex" xmlns:cx3="http://schemas.microsoft.com/office/drawing/2016/5/9/chartex" xmlns:cx4="http://schemas.microsoft.com/office/drawing/2016/5/10/chartex" xmlns:cx5="http://schemas.microsoft.com/office/drawing/2016/5/11/chartex" xmlns:cx6="http://schemas.microsoft.com/office/drawing/2016/5/12/chartex" xmlns:cx7="http://schemas.microsoft.com/office/drawing/2016/5/13/chartex" xmlns:cx8="http://schemas.microsoft.com/office/drawing/2016/5/14/chartex" xmlns:mc="http://schemas.openxmlformats.org/markup-compatibility/2006" xmlns:aink="http://schemas.microsoft.com/office/drawing/2016/ink" xmlns:am3d="http://schemas.microsoft.com/office/drawing/2017/model3d" xmlns:o="urn:schemas-microsoft-com:office:office" xmlns:oel="http://schemas.microsoft.com/office/2019/extlst" xmlns:r="http://schemas.openxmlformats.org/officeDocument/2006/relationships" xmlns:m="http://schemas.openxmlformats.org/officeDocument/2006/math" xmlns:v="urn:schemas-microsoft-com:vml" xmlns:wp14="http://schemas.microsoft.com/office/word/2010/wordprocessingDrawing" xmlns:wp="http://schemas.openxmlformats.org/drawingml/2006/wordprocessingDrawing" xmlns:w10="urn:schemas-microsoft-com:office:word" xmlns:w="http://schemas.openxmlformats.org/wordprocessingml/2006/main" xmlns:w14="http://schemas.microsoft.com/office/word/2010/wordml" xmlns:w15="http://schemas.microsoft.com/office/word/2012/wordml" xmlns:w16cex="http://schemas.microsoft.com/office/word/2018/wordml/cex" xmlns:w16cid="http://schemas.microsoft.com/office/word/2016/wordml/cid" xmlns:w16="http://schemas.microsoft.com/office/word/2018/wordml" xmlns:w16du="http://schemas.microsoft.com/office/word/2023/wordml/word16du" xmlns:w16sdtdh="http://schemas.microsoft.com/office/word/2020/wordml/sdtdatahash" xmlns:w16sdtfl="http://schemas.microsoft.com/office/word/2024/wordml/sdtformatlock" xmlns:w16se="http://schemas.microsoft.com/office/word/2015/wordml/symex" xmlns:wpg="http://schemas.microsoft.com/office/word/2010/wordprocessingGroup" xmlns:wpi="http://schemas.microsoft.com/office/word/2010/wordprocessingInk" xmlns:wne="http://schemas.microsoft.com/office/word/2006/wordml" xmlns:wps="http://schemas.microsoft.com/office/word/2010/wordprocessingShape" mc:Ignorable="w14 w15 w16se w16cid w16 w16cex w16sdtdh w16sdtfl w16du wp14">
   <w:abstractNum w:abstractNumId="0" w15:restartNumberingAfterBreak="0">
     <w:nsid w:val="FFFFFF7C"/>
     <w:multiLevelType w:val="singleLevel"/>
@@ -1037,7 +1069,7 @@
 </file>
 
 <file path=word/styles.xml><?xml version="1.0" encoding="utf-8"?>
-<w:styles xmlns:mc="http://schemas.openxmlformats.org/markup-compatibility/2006" xmlns:r="http://schemas.openxmlformats.org/officeDocument/2006/relationships" xmlns:w="http://schemas.openxmlformats.org/wordprocessingml/2006/main" xmlns:w14="http://schemas.microsoft.com/office/word/2010/wordml" xmlns:w15="http://schemas.microsoft.com/office/word/2012/wordml" xmlns:w16cex="http://schemas.microsoft.com/office/word/2018/wordml/cex" xmlns:w16cid="http://schemas.microsoft.com/office/word/2016/wordml/cid" xmlns:w16="http://schemas.microsoft.com/office/word/2018/wordml" xmlns:w16sdtdh="http://schemas.microsoft.com/office/word/2020/wordml/sdtdatahash" xmlns:w16se="http://schemas.microsoft.com/office/word/2015/wordml/symex" mc:Ignorable="w14 w15 w16se w16cid w16 w16cex w16sdtdh">
+<w:styles xmlns:mc="http://schemas.openxmlformats.org/markup-compatibility/2006" xmlns:r="http://schemas.openxmlformats.org/officeDocument/2006/relationships" xmlns:w="http://schemas.openxmlformats.org/wordprocessingml/2006/main" xmlns:w14="http://schemas.microsoft.com/office/word/2010/wordml" xmlns:w15="http://schemas.microsoft.com/office/word/2012/wordml" xmlns:w16cex="http://schemas.microsoft.com/office/word/2018/wordml/cex" xmlns:w16cid="http://schemas.microsoft.com/office/word/2016/wordml/cid" xmlns:w16="http://schemas.microsoft.com/office/word/2018/wordml" xmlns:w16du="http://schemas.microsoft.com/office/word/2023/wordml/word16du" xmlns:w16sdtdh="http://schemas.microsoft.com/office/word/2020/wordml/sdtdatahash" xmlns:w16sdtfl="http://schemas.microsoft.com/office/word/2024/wordml/sdtformatlock" xmlns:w16se="http://schemas.microsoft.com/office/word/2015/wordml/symex" mc:Ignorable="w14 w15 w16se w16cid w16 w16cex w16sdtdh w16sdtfl w16du">
   <w:docDefaults>
     <w:rPrDefault>
       <w:rPr>
@@ -1795,7 +1827,7 @@
     <w:link w:val="TitleChar"/>
     <w:uiPriority w:val="10"/>
     <w:qFormat/>
-    <w:rsid w:val="007106C8"/>
+    <w:rsid w:val="00E854FA"/>
     <w:pPr>
       <w:spacing w:after="300" w:line="240" w:lineRule="auto"/>
       <w:contextualSpacing/>
@@ -1805,7 +1837,7 @@
       <w:rFonts w:eastAsiaTheme="majorEastAsia" w:cstheme="majorBidi"/>
       <w:spacing w:val="5"/>
       <w:kern w:val="28"/>
-      <w:sz w:val="52"/>
+      <w:sz w:val="40"/>
       <w:szCs w:val="52"/>
       <w:lang w:val="sv-SE" w:eastAsia="en-US" w:bidi="ar-SA"/>
     </w:rPr>
@@ -1815,12 +1847,12 @@
     <w:basedOn w:val="DefaultParagraphFont"/>
     <w:link w:val="Title"/>
     <w:uiPriority w:val="10"/>
-    <w:rsid w:val="007106C8"/>
+    <w:rsid w:val="00E854FA"/>
     <w:rPr>
       <w:rFonts w:ascii="Times New Roman" w:eastAsiaTheme="majorEastAsia" w:hAnsi="Times New Roman" w:cstheme="majorBidi"/>
       <w:spacing w:val="5"/>
       <w:kern w:val="28"/>
-      <w:sz w:val="52"/>
+      <w:sz w:val="40"/>
       <w:szCs w:val="52"/>
       <w:lang w:val="sv-SE" w:eastAsia="en-US" w:bidi="ar-SA"/>
     </w:rPr>

--- a/klagomål/Lögdeälven FSC-klagomål.docx
+++ b/klagomål/Lögdeälven FSC-klagomål.docx
@@ -854,7 +854,7 @@
       <w:br/>
     </w:r>
     <w:r>
-      <w:t>Till:</w:t>
+      <w:t>Till: Sveaskog</w:t>
       <w:br/>
     </w:r>
     <w:r>

--- a/klagomål/Lögdeälven FSC-klagomål.docx
+++ b/klagomål/Lögdeälven FSC-klagomål.docx
@@ -168,7 +168,7 @@
     </w:p>
     <w:p>
       <w:r>
-        <w:t>Detta klagomål behandlar höga naturvärden i avverkningsanmälan Lögdeälven i Bjurholms kommun som inkom 2026-07-12 och omfattar 115,9 ha.</w:t>
+        <w:t>Detta klagomål behandlar höga naturvärden i avverkningsanmälan Lögdeälven i Bjurholms kommun som inkom 2026-07-13 och omfattar 115,9 ha.</w:t>
       </w:r>
     </w:p>
     <w:p>
@@ -849,7 +849,7 @@
     <w:r>
       <w:tab/>
       <w:tab/>
-      <w:t>2026-07-12</w:t>
+      <w:t>2026-07-13</w:t>
       <w:br/>
       <w:br/>
     </w:r>

--- a/klagomål/Lögdeälven FSC-klagomål.docx
+++ b/klagomål/Lögdeälven FSC-klagomål.docx
@@ -168,7 +168,7 @@
     </w:p>
     <w:p>
       <w:r>
-        <w:t>Detta klagomål behandlar höga naturvärden i avverkningsanmälan Lögdeälven i Bjurholms kommun som inkom 2026-07-13 och omfattar 115,9 ha.</w:t>
+        <w:t>Detta klagomål behandlar höga naturvärden i avverkningsanmälan Lögdeälven i Bjurholms kommun som inkom 2026-07-14 och omfattar 115,9 ha.</w:t>
       </w:r>
     </w:p>
     <w:p>
@@ -849,7 +849,7 @@
     <w:r>
       <w:tab/>
       <w:tab/>
-      <w:t>2026-07-13</w:t>
+      <w:t>2026-07-14</w:t>
       <w:br/>
       <w:br/>
     </w:r>

--- a/klagomål/Lögdeälven FSC-klagomål.docx
+++ b/klagomål/Lögdeälven FSC-klagomål.docx
@@ -168,7 +168,7 @@
     </w:p>
     <w:p>
       <w:r>
-        <w:t>Detta klagomål behandlar höga naturvärden i avverkningsanmälan Lögdeälven i Bjurholms kommun som inkom 2026-07-14 och omfattar 115,9 ha.</w:t>
+        <w:t>Detta klagomål behandlar höga naturvärden i avverkningsanmälan Lögdeälven i Bjurholms kommun som inkom 2026-07-15 och omfattar 115,9 ha.</w:t>
       </w:r>
     </w:p>
     <w:p>
@@ -849,7 +849,7 @@
     <w:r>
       <w:tab/>
       <w:tab/>
-      <w:t>2026-07-14</w:t>
+      <w:t>2026-07-15</w:t>
       <w:br/>
       <w:br/>
     </w:r>

--- a/klagomål/Lögdeälven FSC-klagomål.docx
+++ b/klagomål/Lögdeälven FSC-klagomål.docx
@@ -168,7 +168,7 @@
     </w:p>
     <w:p>
       <w:r>
-        <w:t>Detta klagomål behandlar höga naturvärden i avverkningsanmälan Lögdeälven i Bjurholms kommun som inkom 2026-07-15 och omfattar 115,9 ha.</w:t>
+        <w:t>Detta klagomål behandlar höga naturvärden i avverkningsanmälan Lögdeälven i Bjurholms kommun som inkom 2026-07-16 och omfattar 115,9 ha.</w:t>
       </w:r>
     </w:p>
     <w:p>
@@ -849,7 +849,7 @@
     <w:r>
       <w:tab/>
       <w:tab/>
-      <w:t>2026-07-15</w:t>
+      <w:t>2026-07-16</w:t>
       <w:br/>
       <w:br/>
     </w:r>

--- a/klagomål/Lögdeälven FSC-klagomål.docx
+++ b/klagomål/Lögdeälven FSC-klagomål.docx
@@ -849,7 +849,7 @@
     <w:r>
       <w:tab/>
       <w:tab/>
-      <w:t>2026-07-16</w:t>
+      <w:t>2026-07-17</w:t>
       <w:br/>
       <w:br/>
     </w:r>

--- a/klagomål/Lögdeälven FSC-klagomål.docx
+++ b/klagomål/Lögdeälven FSC-klagomål.docx
@@ -168,7 +168,7 @@
     </w:p>
     <w:p>
       <w:r>
-        <w:t>Detta klagomål behandlar höga naturvärden i avverkningsanmälan Lögdeälven i Bjurholms kommun som inkom 2026-07-16 och omfattar 115,9 ha.</w:t>
+        <w:t>Detta klagomål behandlar höga naturvärden i avverkningsanmälan Lögdeälven i Bjurholms kommun som inkom 2026-07-17 och omfattar 115,9 ha.</w:t>
       </w:r>
     </w:p>
     <w:p>

--- a/klagomål/Lögdeälven FSC-klagomål.docx
+++ b/klagomål/Lögdeälven FSC-klagomål.docx
@@ -849,7 +849,7 @@
     <w:r>
       <w:tab/>
       <w:tab/>
-      <w:t>2026-07-17</w:t>
+      <w:t>2026-07-18</w:t>
       <w:br/>
       <w:br/>
     </w:r>

--- a/klagomål/Lögdeälven FSC-klagomål.docx
+++ b/klagomål/Lögdeälven FSC-klagomål.docx
@@ -168,7 +168,7 @@
     </w:p>
     <w:p>
       <w:r>
-        <w:t>Detta klagomål behandlar höga naturvärden i avverkningsanmälan Lögdeälven i Bjurholms kommun som inkom 2026-07-17 och omfattar 115,9 ha.</w:t>
+        <w:t>Detta klagomål behandlar höga naturvärden i avverkningsanmälan Lögdeälven i Bjurholms kommun som inkom 2026-07-18 och omfattar 115,9 ha.</w:t>
       </w:r>
     </w:p>
     <w:p>

--- a/klagomål/Lögdeälven FSC-klagomål.docx
+++ b/klagomål/Lögdeälven FSC-klagomål.docx
@@ -168,7 +168,7 @@
     </w:p>
     <w:p>
       <w:r>
-        <w:t>Detta klagomål behandlar höga naturvärden i avverkningsanmälan Lögdeälven i Bjurholms kommun som inkom 2026-07-18 och omfattar 115,9 ha.</w:t>
+        <w:t>Detta klagomål behandlar höga naturvärden i avverkningsanmälan Lögdeälven i Bjurholms kommun som inkom 2026-07-19 och omfattar 115,9 ha.</w:t>
       </w:r>
     </w:p>
     <w:p>
@@ -849,7 +849,7 @@
     <w:r>
       <w:tab/>
       <w:tab/>
-      <w:t>2026-07-18</w:t>
+      <w:t>2026-07-19</w:t>
       <w:br/>
       <w:br/>
     </w:r>

--- a/klagomål/Lögdeälven FSC-klagomål.docx
+++ b/klagomål/Lögdeälven FSC-klagomål.docx
@@ -849,7 +849,7 @@
     <w:r>
       <w:tab/>
       <w:tab/>
-      <w:t>2026-07-19</w:t>
+      <w:t>2026-07-20</w:t>
       <w:br/>
       <w:br/>
     </w:r>

--- a/klagomål/Lögdeälven FSC-klagomål.docx
+++ b/klagomål/Lögdeälven FSC-klagomål.docx
@@ -168,7 +168,7 @@
     </w:p>
     <w:p>
       <w:r>
-        <w:t>Detta klagomål behandlar höga naturvärden i avverkningsanmälan Lögdeälven i Bjurholms kommun som inkom 2026-07-19 och omfattar 115,9 ha.</w:t>
+        <w:t>Detta klagomål behandlar höga naturvärden i avverkningsanmälan Lögdeälven i Bjurholms kommun som inkom 2026-07-20 och omfattar 115,9 ha.</w:t>
       </w:r>
     </w:p>
     <w:p>
